--- a/api/templates/Single TT Will (with Foreign Persons Excluded Trust) - Individual (Clio).docx
+++ b/api/templates/Single TT Will (with Foreign Persons Excluded Trust) - Individual (Clio).docx
@@ -29,9 +29,7 @@
         <w:pStyle w:val="AEPTitle"/>
       </w:pPr>
       <w:r>
-        <w:rPr>
-          <w:highlight w:val="yellow"/>
-        </w:rPr>
+        <w:rPr/>
         <w:t>&lt;&lt; Matter.Client.Name &gt;&gt;</w:t>
       </w:r>
       <w:r>
@@ -254,9 +252,7 @@
         <w:t xml:space="preserve">Last Will of </w:t>
       </w:r>
       <w:r>
-        <w:rPr>
-          <w:highlight w:val="yellow"/>
-        </w:rPr>
+        <w:rPr/>
         <w:t>&lt;&lt; Matter.Client.Name &gt;&gt;</w:t>
       </w:r>
     </w:p>
@@ -268,9 +264,7 @@
         <w:t xml:space="preserve">of </w:t>
       </w:r>
       <w:r>
-        <w:rPr>
-          <w:highlight w:val="yellow"/>
-        </w:rPr>
+        <w:rPr/>
         <w:t>&lt;&lt; Matter.Client.Address &gt;&gt;</w:t>
       </w:r>
     </w:p>
@@ -390,21 +384,15 @@
         </w:numPr>
       </w:pPr>
       <w:r>
-        <w:rPr>
-          <w:highlight w:val="cyan"/>
-        </w:rPr>
+        <w:rPr/>
         <w:t xml:space="preserve">[#if </w:t>
       </w:r>
       <w:r>
-        <w:rPr>
-          <w:highlight w:val="cyan"/>
-        </w:rPr>
+        <w:rPr/>
         <w:t>TT is to benefit children</w:t>
       </w:r>
       <w:r>
-        <w:rPr>
-          <w:highlight w:val="cyan"/>
-        </w:rPr>
+        <w:rPr/>
         <w:t>]</w:t>
       </w:r>
       <w:r>
@@ -434,9 +422,7 @@
         <w:pStyle w:val="AEPBold047Firstline"/>
       </w:pPr>
       <w:r>
-        <w:rPr>
-          <w:highlight w:val="yellow"/>
-        </w:rPr>
+        <w:rPr/>
         <w:t>&lt;&lt; Matter.Client.Name &gt;&gt;</w:t>
       </w:r>
       <w:r>
@@ -465,9 +451,7 @@
         <w:t xml:space="preserve">Initial Trustee - </w:t>
       </w:r>
       <w:r>
-        <w:rPr>
-          <w:highlight w:val="yellow"/>
-        </w:rPr>
+        <w:rPr/>
         <w:t>&lt;&lt; Matter.CustomField.InitialTrusteeTt1 &gt;&gt;</w:t>
       </w:r>
       <w:r>
@@ -485,9 +469,7 @@
         <w:t xml:space="preserve">Backup Trustee - </w:t>
       </w:r>
       <w:r>
-        <w:rPr>
-          <w:highlight w:val="yellow"/>
-        </w:rPr>
+        <w:rPr/>
         <w:t>&lt;&lt; Matter.CustomField.BackupTrusteeTt1 &gt;&gt;</w:t>
       </w:r>
       <w:r>
@@ -505,21 +487,15 @@
         <w:t xml:space="preserve">Further Backup Trustee - </w:t>
       </w:r>
       <w:r>
-        <w:rPr>
-          <w:highlight w:val="yellow"/>
-        </w:rPr>
+        <w:rPr/>
         <w:t>&lt;&lt; Matter.CustomField.</w:t>
       </w:r>
       <w:r>
-        <w:rPr>
-          <w:highlight w:val="yellow"/>
-        </w:rPr>
+        <w:rPr/>
         <w:t>Further</w:t>
       </w:r>
       <w:r>
-        <w:rPr>
-          <w:highlight w:val="yellow"/>
-        </w:rPr>
+        <w:rPr/>
         <w:t>BackupTrusteeTt1 &gt;&gt;</w:t>
       </w:r>
       <w:r>
@@ -540,9 +516,7 @@
         <w:t xml:space="preserve">Appointor - </w:t>
       </w:r>
       <w:r>
-        <w:rPr>
-          <w:highlight w:val="yellow"/>
-        </w:rPr>
+        <w:rPr/>
         <w:t>&lt;&lt; Matter.CustomField.InitialAppointorTt1 &gt;&gt;</w:t>
       </w:r>
       <w:r>
@@ -560,9 +534,7 @@
         <w:t xml:space="preserve">Backup Appointor - </w:t>
       </w:r>
       <w:r>
-        <w:rPr>
-          <w:highlight w:val="yellow"/>
-        </w:rPr>
+        <w:rPr/>
         <w:t>&lt;&lt; Matter.CustomField.BackupAppointorTt1 &gt;&gt;</w:t>
       </w:r>
       <w:r>
@@ -580,9 +552,7 @@
         <w:t xml:space="preserve">Further Backup Appointor - </w:t>
       </w:r>
       <w:r>
-        <w:rPr>
-          <w:highlight w:val="yellow"/>
-        </w:rPr>
+        <w:rPr/>
         <w:t>&lt;&lt; Matter.CustomField.FurtherBackupAppointorTt1 &gt;&gt;</w:t>
       </w:r>
       <w:r>
@@ -597,27 +567,19 @@
         <w:pStyle w:val="Heading3"/>
       </w:pPr>
       <w:r>
-        <w:rPr>
-          <w:highlight w:val="cyan"/>
-        </w:rPr>
+        <w:rPr/>
         <w:t>[</w:t>
       </w:r>
       <w:r>
-        <w:rPr>
-          <w:highlight w:val="cyan"/>
-        </w:rPr>
+        <w:rPr/>
         <w:t xml:space="preserve">#if </w:t>
       </w:r>
       <w:r>
-        <w:rPr>
-          <w:highlight w:val="cyan"/>
-        </w:rPr>
+        <w:rPr/>
         <w:t>TT is to benefit someone other than children</w:t>
       </w:r>
       <w:r>
-        <w:rPr>
-          <w:highlight w:val="cyan"/>
-        </w:rPr>
+        <w:rPr/>
         <w:t>]</w:t>
       </w:r>
       <w:r>
@@ -641,9 +603,7 @@
         <w:pStyle w:val="AEPBold047Firstline"/>
       </w:pPr>
       <w:r>
-        <w:rPr>
-          <w:highlight w:val="yellow"/>
-        </w:rPr>
+        <w:rPr/>
         <w:t>&lt;&lt; Matter.Client.Name &gt;&gt;</w:t>
       </w:r>
       <w:r>
@@ -674,9 +634,7 @@
         <w:t xml:space="preserve"> - </w:t>
       </w:r>
       <w:r>
-        <w:rPr>
-          <w:highlight w:val="yellow"/>
-        </w:rPr>
+        <w:rPr/>
         <w:t>&lt;&lt; Matter.CustomField.NominatedBeneficiaryTt1 &gt;&gt;</w:t>
       </w:r>
     </w:p>
@@ -688,9 +646,7 @@
         <w:t xml:space="preserve">Initial Trustee - </w:t>
       </w:r>
       <w:r>
-        <w:rPr>
-          <w:highlight w:val="yellow"/>
-        </w:rPr>
+        <w:rPr/>
         <w:t>&lt;&lt; Matter.CustomField.InitialTrusteeTt1 &gt;&gt;</w:t>
       </w:r>
       <w:r>
@@ -708,9 +664,7 @@
         <w:t xml:space="preserve">Backup Trustee - </w:t>
       </w:r>
       <w:r>
-        <w:rPr>
-          <w:highlight w:val="yellow"/>
-        </w:rPr>
+        <w:rPr/>
         <w:t>&lt;&lt; Matter.CustomField.BackupTrusteeTt1 &gt;&gt;</w:t>
       </w:r>
       <w:r>
@@ -728,9 +682,7 @@
         <w:t xml:space="preserve">Further Backup Trustee - </w:t>
       </w:r>
       <w:r>
-        <w:rPr>
-          <w:highlight w:val="yellow"/>
-        </w:rPr>
+        <w:rPr/>
         <w:t>&lt;&lt; Matter.CustomField.FurtherBackupTrusteeTt1 &gt;&gt;</w:t>
       </w:r>
       <w:r>
@@ -751,9 +703,7 @@
         <w:t xml:space="preserve">Appointor - </w:t>
       </w:r>
       <w:r>
-        <w:rPr>
-          <w:highlight w:val="yellow"/>
-        </w:rPr>
+        <w:rPr/>
         <w:t>&lt;&lt; Matter.CustomField.InitialAppointorTt1 &gt;&gt;</w:t>
       </w:r>
       <w:r>
@@ -771,9 +721,7 @@
         <w:t xml:space="preserve">Backup Appointor - </w:t>
       </w:r>
       <w:r>
-        <w:rPr>
-          <w:highlight w:val="yellow"/>
-        </w:rPr>
+        <w:rPr/>
         <w:t>&lt;&lt; Matter.CustomField.BackupAppointorTt1 &gt;&gt;</w:t>
       </w:r>
       <w:r>
@@ -791,9 +739,7 @@
         <w:t xml:space="preserve">Further Backup Appointor - </w:t>
       </w:r>
       <w:r>
-        <w:rPr>
-          <w:highlight w:val="yellow"/>
-        </w:rPr>
+        <w:rPr/>
         <w:t>&lt;&lt; Matter.CustomField.FurtherBackupAppointorTt1 &gt;&gt;</w:t>
       </w:r>
       <w:r>
@@ -870,9 +816,7 @@
         </w:numPr>
       </w:pPr>
       <w:r>
-        <w:rPr>
-          <w:highlight w:val="yellow"/>
-        </w:rPr>
+        <w:rPr/>
         <w:t>&lt;&lt; Matter.CustomField.InitialExecutor &gt;&gt;</w:t>
       </w:r>
       <w:r>
@@ -891,18 +835,14 @@
         <w:t xml:space="preserve">if </w:t>
       </w:r>
       <w:r>
-        <w:rPr>
-          <w:highlight w:val="yellow"/>
-        </w:rPr>
+        <w:rPr/>
         <w:t>&lt;&lt; Matter.CustomField.InitialExecutor &gt;&gt;</w:t>
       </w:r>
       <w:r>
         <w:t xml:space="preserve"> is unable or unwilling to act for any reason, then I appoint </w:t>
       </w:r>
       <w:r>
-        <w:rPr>
-          <w:highlight w:val="yellow"/>
-        </w:rPr>
+        <w:rPr/>
         <w:t>&lt;&lt; Matter.CustomField.BackupExecutor &gt;&gt;</w:t>
       </w:r>
       <w:r>
@@ -921,18 +861,14 @@
         <w:t xml:space="preserve">if </w:t>
       </w:r>
       <w:r>
-        <w:rPr>
-          <w:highlight w:val="yellow"/>
-        </w:rPr>
+        <w:rPr/>
         <w:t>&lt;&lt; Matter.CustomField.BackupExecutor &gt;&gt;</w:t>
       </w:r>
       <w:r>
         <w:t xml:space="preserve"> is unable or unwilling to act for any reason, then I appoint </w:t>
       </w:r>
       <w:r>
-        <w:rPr>
-          <w:highlight w:val="yellow"/>
-        </w:rPr>
+        <w:rPr/>
         <w:t>&lt;&lt; Matter.CustomField.FurtherBackupExecutor &gt;&gt;</w:t>
       </w:r>
       <w:r>
@@ -1098,9 +1034,7 @@
         <w:pStyle w:val="Heading1"/>
       </w:pPr>
       <w:r>
-        <w:rPr>
-          <w:highlight w:val="cyan"/>
-        </w:rPr>
+        <w:rPr/>
         <w:t>#if minors</w:t>
       </w:r>
       <w:r>
@@ -1120,9 +1054,7 @@
         <w:pStyle w:val="Heading3"/>
       </w:pPr>
       <w:r>
-        <w:rPr>
-          <w:highlight w:val="yellow"/>
-        </w:rPr>
+        <w:rPr/>
         <w:t>&lt;&lt; Matter.CustomField.InitialGuardian &gt;&gt;</w:t>
       </w:r>
       <w:r>
@@ -1143,18 +1075,14 @@
         <w:t xml:space="preserve">if </w:t>
       </w:r>
       <w:r>
-        <w:rPr>
-          <w:highlight w:val="yellow"/>
-        </w:rPr>
+        <w:rPr/>
         <w:t>&lt;&lt; Matter.CustomField.InitialGuardian &gt;&gt;</w:t>
       </w:r>
       <w:r>
         <w:t xml:space="preserve"> is unable or unwilling to act for any reason, then I appoint </w:t>
       </w:r>
       <w:r>
-        <w:rPr>
-          <w:highlight w:val="yellow"/>
-        </w:rPr>
+        <w:rPr/>
         <w:t>&lt;&lt; Matter.CustomField.BackupGuardian &gt;&gt;</w:t>
       </w:r>
       <w:r>
@@ -1218,21 +1146,15 @@
       <w:bookmarkStart w:id="27" w:name="_Ref527377207"/>
       <w:bookmarkEnd w:id="25"/>
       <w:r>
-        <w:rPr>
-          <w:highlight w:val="cyan"/>
-        </w:rPr>
+        <w:rPr/>
         <w:t>[#if Testator wishes to</w:t>
       </w:r>
       <w:r>
-        <w:rPr>
-          <w:highlight w:val="cyan"/>
-        </w:rPr>
+        <w:rPr/>
         <w:t xml:space="preserve"> benefit children</w:t>
       </w:r>
       <w:r>
-        <w:rPr>
-          <w:highlight w:val="cyan"/>
-        </w:rPr>
+        <w:rPr/>
         <w:t>]</w:t>
       </w:r>
     </w:p>
@@ -1265,33 +1187,23 @@
         <w:pStyle w:val="AEPTextL0"/>
       </w:pPr>
       <w:r>
-        <w:rPr>
-          <w:highlight w:val="cyan"/>
-        </w:rPr>
+        <w:rPr/>
         <w:t>[#if Testator wishes to</w:t>
       </w:r>
       <w:r>
-        <w:rPr>
-          <w:highlight w:val="cyan"/>
-        </w:rPr>
+        <w:rPr/>
         <w:t xml:space="preserve"> benefit </w:t>
       </w:r>
       <w:r>
-        <w:rPr>
-          <w:highlight w:val="cyan"/>
-        </w:rPr>
+        <w:rPr/>
         <w:t>someone</w:t>
       </w:r>
       <w:r>
-        <w:rPr>
-          <w:highlight w:val="cyan"/>
-        </w:rPr>
+        <w:rPr/>
         <w:t xml:space="preserve"> other than children</w:t>
       </w:r>
       <w:r>
-        <w:rPr>
-          <w:highlight w:val="cyan"/>
-        </w:rPr>
+        <w:rPr/>
         <w:t>]</w:t>
       </w:r>
     </w:p>
@@ -1305,18 +1217,14 @@
         </w:numPr>
       </w:pPr>
       <w:r>
-        <w:rPr>
-          <w:highlight w:val="cyan"/>
-        </w:rPr>
+        <w:rPr/>
         <w:t xml:space="preserve">#If only one named recipient of Personal Items: </w:t>
       </w:r>
       <w:r>
         <w:t xml:space="preserve">I give my Personal Belongings to </w:t>
       </w:r>
       <w:r>
-        <w:rPr>
-          <w:highlight w:val="yellow"/>
-        </w:rPr>
+        <w:rPr/>
         <w:t>&lt;&lt; Matter.CustomField.Beneficiary1 &gt;&gt;</w:t>
       </w:r>
       <w:r>
@@ -1332,9 +1240,7 @@
         </w:numPr>
       </w:pPr>
       <w:r>
-        <w:rPr>
-          <w:highlight w:val="cyan"/>
-        </w:rPr>
+        <w:rPr/>
         <w:t>#If two named recipients of Personal Items:</w:t>
       </w:r>
       <w:r>
@@ -1344,7 +1250,6 @@
         <w:rPr>
           <w:rFonts w:eastAsiaTheme="minorEastAsia" w:cstheme="minorBidi"/>
           <w:color w:val="1E2635"/>
-          <w:highlight w:val="yellow"/>
         </w:rPr>
         <w:t>&lt;&lt; Matter.CustomField.Beneficiary1 &gt;&gt;</w:t>
       </w:r>
@@ -1352,9 +1257,7 @@
         <w:t xml:space="preserve"> and </w:t>
       </w:r>
       <w:r>
-        <w:rPr>
-          <w:highlight w:val="yellow"/>
-        </w:rPr>
+        <w:rPr/>
         <w:t>&lt;&lt; Matter.CustomField.Beneficiary2 &gt;&gt;</w:t>
       </w:r>
       <w:r>
@@ -1370,9 +1273,7 @@
         </w:numPr>
       </w:pPr>
       <w:r>
-        <w:rPr>
-          <w:highlight w:val="cyan"/>
-        </w:rPr>
+        <w:rPr/>
         <w:t>#If three named recipients of Personal Items:</w:t>
       </w:r>
       <w:r>
@@ -1382,7 +1283,6 @@
         <w:rPr>
           <w:rFonts w:eastAsiaTheme="minorEastAsia" w:cstheme="minorBidi"/>
           <w:color w:val="1E2635"/>
-          <w:highlight w:val="yellow"/>
         </w:rPr>
         <w:t>&lt;&lt; Matter.CustomField.Beneficiary1 &gt;&gt;</w:t>
       </w:r>
@@ -1390,18 +1290,14 @@
         <w:t xml:space="preserve">, </w:t>
       </w:r>
       <w:r>
-        <w:rPr>
-          <w:highlight w:val="yellow"/>
-        </w:rPr>
+        <w:rPr/>
         <w:t>&lt;&lt; Matter.CustomField.Beneficiary2 &gt;&gt;</w:t>
       </w:r>
       <w:r>
         <w:t xml:space="preserve"> and </w:t>
       </w:r>
       <w:r>
-        <w:rPr>
-          <w:highlight w:val="yellow"/>
-        </w:rPr>
+        <w:rPr/>
         <w:t>&lt;&lt; Matter.CustomField.Beneficiary3 &gt;&gt;</w:t>
       </w:r>
       <w:r>
@@ -1435,21 +1331,15 @@
       <w:bookmarkStart w:id="29" w:name="_Ref316036305"/>
       <w:bookmarkStart w:id="30" w:name="_Ref286843550"/>
       <w:r>
-        <w:rPr>
-          <w:highlight w:val="cyan"/>
-        </w:rPr>
+        <w:rPr/>
         <w:t xml:space="preserve">[#Option 1: if </w:t>
       </w:r>
       <w:r>
-        <w:rPr>
-          <w:highlight w:val="cyan"/>
-        </w:rPr>
+        <w:rPr/>
         <w:t>TT is to benefit children</w:t>
       </w:r>
       <w:r>
-        <w:rPr>
-          <w:highlight w:val="cyan"/>
-        </w:rPr>
+        <w:rPr/>
         <w:t>]</w:t>
       </w:r>
     </w:p>
@@ -1466,7 +1356,6 @@
       <w:r>
         <w:rPr>
           <w:bCs/>
-          <w:highlight w:val="yellow"/>
         </w:rPr>
         <w:t>&lt;&lt; Matter.Client.Name &gt;&gt;</w:t>
       </w:r>
@@ -1540,18 +1429,14 @@
         <w:t xml:space="preserve">as to a </w:t>
       </w:r>
       <w:r>
-        <w:rPr>
-          <w:highlight w:val="cyan"/>
-        </w:rPr>
+        <w:rPr/>
         <w:t>[insert %]</w:t>
       </w:r>
       <w:r>
         <w:t xml:space="preserve"> share to </w:t>
       </w:r>
       <w:r>
-        <w:rPr>
-          <w:highlight w:val="yellow"/>
-        </w:rPr>
+        <w:rPr/>
         <w:t>&lt;&lt; Matter.CustomField.CalamityBeneficiary1 &gt;&gt;</w:t>
       </w:r>
       <w:r>
@@ -1561,9 +1446,7 @@
         <w:t xml:space="preserve">absolutely with the Giftover Provision </w:t>
       </w:r>
       <w:r>
-        <w:rPr>
-          <w:highlight w:val="cyan"/>
-        </w:rPr>
+        <w:rPr/>
         <w:t>[#applying/ not applying]</w:t>
       </w:r>
       <w:r>
@@ -1582,9 +1465,7 @@
         <w:t xml:space="preserve">as to a </w:t>
       </w:r>
       <w:r>
-        <w:rPr>
-          <w:highlight w:val="cyan"/>
-        </w:rPr>
+        <w:rPr/>
         <w:t>[insert %]</w:t>
       </w:r>
       <w:r>
@@ -1594,30 +1475,22 @@
         <w:t xml:space="preserve"> </w:t>
       </w:r>
       <w:r>
-        <w:rPr>
-          <w:highlight w:val="yellow"/>
-        </w:rPr>
+        <w:rPr/>
         <w:t>&lt;&lt; Matter.CustomField.CalamityBeneficiary</w:t>
       </w:r>
       <w:r>
-        <w:rPr>
-          <w:highlight w:val="yellow"/>
-        </w:rPr>
+        <w:rPr/>
         <w:t>2</w:t>
       </w:r>
       <w:r>
-        <w:rPr>
-          <w:highlight w:val="yellow"/>
-        </w:rPr>
+        <w:rPr/>
         <w:t xml:space="preserve"> &gt;&gt;</w:t>
       </w:r>
       <w:r>
         <w:t xml:space="preserve"> absolutely with the Giftover Provision </w:t>
       </w:r>
       <w:r>
-        <w:rPr>
-          <w:highlight w:val="cyan"/>
-        </w:rPr>
+        <w:rPr/>
         <w:t>[#applying/ not applying]</w:t>
       </w:r>
       <w:r>
@@ -1636,9 +1509,7 @@
         <w:t xml:space="preserve">as to a </w:t>
       </w:r>
       <w:r>
-        <w:rPr>
-          <w:highlight w:val="cyan"/>
-        </w:rPr>
+        <w:rPr/>
         <w:t>[insert %]</w:t>
       </w:r>
       <w:r>
@@ -1648,30 +1519,22 @@
         <w:t xml:space="preserve"> </w:t>
       </w:r>
       <w:r>
-        <w:rPr>
-          <w:highlight w:val="yellow"/>
-        </w:rPr>
+        <w:rPr/>
         <w:t>&lt;&lt; Matter.CustomField.CalamityBeneficiary</w:t>
       </w:r>
       <w:r>
-        <w:rPr>
-          <w:highlight w:val="yellow"/>
-        </w:rPr>
+        <w:rPr/>
         <w:t>3</w:t>
       </w:r>
       <w:r>
-        <w:rPr>
-          <w:highlight w:val="yellow"/>
-        </w:rPr>
+        <w:rPr/>
         <w:t xml:space="preserve"> &gt;&gt;</w:t>
       </w:r>
       <w:r>
         <w:t xml:space="preserve"> absolutely with the Giftover Provision </w:t>
       </w:r>
       <w:r>
-        <w:rPr>
-          <w:highlight w:val="cyan"/>
-        </w:rPr>
+        <w:rPr/>
         <w:t>[#applying/ not applying]</w:t>
       </w:r>
       <w:r>
@@ -1687,9 +1550,7 @@
         </w:numPr>
       </w:pPr>
       <w:r>
-        <w:rPr>
-          <w:highlight w:val="yellow"/>
-        </w:rPr>
+        <w:rPr/>
         <w:t>#if 2 gifts above:</w:t>
       </w:r>
       <w:r>
@@ -1705,18 +1566,14 @@
         </w:numPr>
       </w:pPr>
       <w:r>
-        <w:rPr>
-          <w:highlight w:val="yellow"/>
-        </w:rPr>
+        <w:rPr/>
         <w:t>#if 3 or more gifts above:</w:t>
       </w:r>
       <w:r>
         <w:t xml:space="preserve"> If any of the gifts in the preceding clause fail for any reason, then that gift or those gifts will revert to and form part of the share of my Residual Estate in respect of which the remaining gift or gifts have taken effect in the same proportions as those gifts which have not failed bear to one another. </w:t>
       </w:r>
       <w:r>
-        <w:rPr>
-          <w:highlight w:val="cyan"/>
-        </w:rPr>
+        <w:rPr/>
         <w:t>[#end]</w:t>
       </w:r>
     </w:p>
@@ -1729,21 +1586,15 @@
         </w:numPr>
       </w:pPr>
       <w:r>
-        <w:rPr>
-          <w:highlight w:val="cyan"/>
-        </w:rPr>
+        <w:rPr/>
         <w:t xml:space="preserve">[#Option 2: if </w:t>
       </w:r>
       <w:r>
-        <w:rPr>
-          <w:highlight w:val="cyan"/>
-        </w:rPr>
+        <w:rPr/>
         <w:t>TT is to benefit someone other than children</w:t>
       </w:r>
       <w:r>
-        <w:rPr>
-          <w:highlight w:val="cyan"/>
-        </w:rPr>
+        <w:rPr/>
         <w:t>]</w:t>
       </w:r>
     </w:p>
@@ -1764,7 +1615,6 @@
       <w:r>
         <w:rPr>
           <w:bCs/>
-          <w:highlight w:val="yellow"/>
         </w:rPr>
         <w:t>&lt;&lt; Matter.Client.Name &gt;&gt;</w:t>
       </w:r>
@@ -1811,9 +1661,7 @@
         <w:t xml:space="preserve">, provided that </w:t>
       </w:r>
       <w:r>
-        <w:rPr>
-          <w:highlight w:val="yellow"/>
-        </w:rPr>
+        <w:rPr/>
         <w:t>&lt;&lt; Matter.CustomField.NominatedBeneficiaryTt1 &gt;&gt;</w:t>
       </w:r>
       <w:r>
@@ -1874,9 +1722,7 @@
         <w:t xml:space="preserve">as to a </w:t>
       </w:r>
       <w:r>
-        <w:rPr>
-          <w:highlight w:val="cyan"/>
-        </w:rPr>
+        <w:rPr/>
         <w:t>[insert %]</w:t>
       </w:r>
       <w:r>
@@ -1886,18 +1732,14 @@
         <w:t xml:space="preserve"> </w:t>
       </w:r>
       <w:r>
-        <w:rPr>
-          <w:highlight w:val="yellow"/>
-        </w:rPr>
+        <w:rPr/>
         <w:t>&lt;&lt; Matter.CustomField.CalamityBeneficiary1 &gt;&gt;</w:t>
       </w:r>
       <w:r>
         <w:t xml:space="preserve"> absolutely with the Giftover Provision </w:t>
       </w:r>
       <w:r>
-        <w:rPr>
-          <w:highlight w:val="cyan"/>
-        </w:rPr>
+        <w:rPr/>
         <w:t>[#applying/ not applying]</w:t>
       </w:r>
       <w:r>
@@ -1916,9 +1758,7 @@
         <w:t xml:space="preserve">as to a </w:t>
       </w:r>
       <w:r>
-        <w:rPr>
-          <w:highlight w:val="cyan"/>
-        </w:rPr>
+        <w:rPr/>
         <w:t>[insert %]</w:t>
       </w:r>
       <w:r>
@@ -1928,30 +1768,22 @@
         <w:t xml:space="preserve"> </w:t>
       </w:r>
       <w:r>
-        <w:rPr>
-          <w:highlight w:val="yellow"/>
-        </w:rPr>
+        <w:rPr/>
         <w:t>&lt;&lt; Matter.CustomField.CalamityBeneficiary</w:t>
       </w:r>
       <w:r>
-        <w:rPr>
-          <w:highlight w:val="yellow"/>
-        </w:rPr>
+        <w:rPr/>
         <w:t>2</w:t>
       </w:r>
       <w:r>
-        <w:rPr>
-          <w:highlight w:val="yellow"/>
-        </w:rPr>
+        <w:rPr/>
         <w:t xml:space="preserve"> &gt;&gt;</w:t>
       </w:r>
       <w:r>
         <w:t xml:space="preserve"> absolutely with the Giftover Provision </w:t>
       </w:r>
       <w:r>
-        <w:rPr>
-          <w:highlight w:val="cyan"/>
-        </w:rPr>
+        <w:rPr/>
         <w:t>[#applying/ not applying]</w:t>
       </w:r>
       <w:r>
@@ -1970,39 +1802,29 @@
         <w:t xml:space="preserve">as to a </w:t>
       </w:r>
       <w:r>
-        <w:rPr>
-          <w:highlight w:val="cyan"/>
-        </w:rPr>
+        <w:rPr/>
         <w:t>[insert %]</w:t>
       </w:r>
       <w:r>
         <w:t xml:space="preserve"> to </w:t>
       </w:r>
       <w:r>
-        <w:rPr>
-          <w:highlight w:val="yellow"/>
-        </w:rPr>
+        <w:rPr/>
         <w:t>&lt;&lt; Matter.CustomField.CalamityBeneficiary</w:t>
       </w:r>
       <w:r>
-        <w:rPr>
-          <w:highlight w:val="yellow"/>
-        </w:rPr>
+        <w:rPr/>
         <w:t>3</w:t>
       </w:r>
       <w:r>
-        <w:rPr>
-          <w:highlight w:val="yellow"/>
-        </w:rPr>
+        <w:rPr/>
         <w:t xml:space="preserve"> &gt;&gt;</w:t>
       </w:r>
       <w:r>
         <w:t xml:space="preserve"> absolutely with the Giftover Provision </w:t>
       </w:r>
       <w:r>
-        <w:rPr>
-          <w:highlight w:val="cyan"/>
-        </w:rPr>
+        <w:rPr/>
         <w:t>[#applying/ not applying]</w:t>
       </w:r>
       <w:r>
@@ -2018,9 +1840,7 @@
         </w:numPr>
       </w:pPr>
       <w:r>
-        <w:rPr>
-          <w:highlight w:val="yellow"/>
-        </w:rPr>
+        <w:rPr/>
         <w:t>#if 2 gifts above:</w:t>
       </w:r>
       <w:r>
@@ -2036,18 +1856,14 @@
         </w:numPr>
       </w:pPr>
       <w:r>
-        <w:rPr>
-          <w:highlight w:val="yellow"/>
-        </w:rPr>
+        <w:rPr/>
         <w:t>#if 3 or more gifts above:</w:t>
       </w:r>
       <w:r>
         <w:t xml:space="preserve"> If any of the gifts in the preceding clause fail for any reason, then that gift or those gifts will revert to and form part of the share of my Residual Estate in respect of which the remaining gift or gifts have taken effect in the same proportions as those gifts which have not failed bear to one another. </w:t>
       </w:r>
       <w:r>
-        <w:rPr>
-          <w:highlight w:val="cyan"/>
-        </w:rPr>
+        <w:rPr/>
         <w:t>[#end]</w:t>
       </w:r>
     </w:p>
@@ -2300,7 +2116,6 @@
       <w:r>
         <w:rPr>
           <w:bCs/>
-          <w:highlight w:val="yellow"/>
         </w:rPr>
         <w:t>&lt;&lt; Matter.Client.Name &gt;&gt;</w:t>
       </w:r>
@@ -2313,7 +2128,6 @@
       <w:r>
         <w:rPr>
           <w:bCs/>
-          <w:highlight w:val="yellow"/>
         </w:rPr>
         <w:t>&lt;&lt; Matter.Client.Name &gt;&gt;</w:t>
       </w:r>
@@ -2379,7 +2193,6 @@
       <w:r>
         <w:rPr>
           <w:bCs/>
-          <w:highlight w:val="yellow"/>
         </w:rPr>
         <w:t>&lt;&lt; Matter.Client.Name &gt;&gt;</w:t>
       </w:r>
@@ -2586,7 +2399,6 @@
       <w:r>
         <w:rPr>
           <w:bCs/>
-          <w:highlight w:val="yellow"/>
         </w:rPr>
         <w:t>&lt;&lt; Matter.Client.Name &gt;&gt;</w:t>
       </w:r>
@@ -2642,33 +2454,23 @@
       </w:pPr>
       <w:bookmarkStart w:id="35" w:name="_Ref122599327"/>
       <w:r>
-        <w:rPr>
-          <w:highlight w:val="cyan"/>
-        </w:rPr>
+        <w:rPr/>
         <w:t xml:space="preserve">[#If you want the FPE TT to be mandatory for </w:t>
       </w:r>
       <w:r>
-        <w:rPr>
-          <w:highlight w:val="cyan"/>
-        </w:rPr>
+        <w:rPr/>
         <w:t xml:space="preserve">any </w:t>
       </w:r>
       <w:r>
-        <w:rPr>
-          <w:highlight w:val="cyan"/>
-        </w:rPr>
+        <w:rPr/>
         <w:t xml:space="preserve">New South Wales Residential </w:t>
       </w:r>
       <w:r>
-        <w:rPr>
-          <w:highlight w:val="cyan"/>
-        </w:rPr>
+        <w:rPr/>
         <w:t>Property</w:t>
       </w:r>
       <w:r>
-        <w:rPr>
-          <w:highlight w:val="cyan"/>
-        </w:rPr>
+        <w:rPr/>
         <w:t>]</w:t>
       </w:r>
       <w:r>
@@ -2710,7 +2512,6 @@
       <w:r>
         <w:rPr>
           <w:bCs/>
-          <w:highlight w:val="yellow"/>
         </w:rPr>
         <w:t>&lt;&lt; Matter.Client.Name &gt;&gt;</w:t>
       </w:r>
@@ -2726,7 +2527,6 @@
       <w:r>
         <w:rPr>
           <w:bCs/>
-          <w:highlight w:val="yellow"/>
         </w:rPr>
         <w:t>&lt;&lt; Matter.Client.Name &gt;&gt;</w:t>
       </w:r>
@@ -2741,15 +2541,11 @@
       </w:r>
       <w:bookmarkEnd w:id="35"/>
       <w:r>
-        <w:rPr>
-          <w:highlight w:val="cyan"/>
-        </w:rPr>
+        <w:rPr/>
         <w:t xml:space="preserve"> </w:t>
       </w:r>
       <w:r>
-        <w:rPr>
-          <w:highlight w:val="cyan"/>
-        </w:rPr>
+        <w:rPr/>
         <w:t>[#end]</w:t>
       </w:r>
     </w:p>
@@ -2759,28 +2555,20 @@
       </w:pPr>
       <w:bookmarkStart w:id="36" w:name="_Ref194576664"/>
       <w:r>
-        <w:rPr>
-          <w:highlight w:val="cyan"/>
-        </w:rPr>
+        <w:rPr/>
         <w:lastRenderedPageBreak/>
         <w:t xml:space="preserve">[#if </w:t>
       </w:r>
       <w:r>
-        <w:rPr>
-          <w:highlight w:val="cyan"/>
-        </w:rPr>
+        <w:rPr/>
         <w:t>you want the FPE TT to be</w:t>
       </w:r>
       <w:r>
-        <w:rPr>
-          <w:highlight w:val="cyan"/>
-        </w:rPr>
+        <w:rPr/>
         <w:t xml:space="preserve"> optional</w:t>
       </w:r>
       <w:r>
-        <w:rPr>
-          <w:highlight w:val="cyan"/>
-        </w:rPr>
+        <w:rPr/>
         <w:t>]</w:t>
       </w:r>
       <w:r>
@@ -2828,7 +2616,6 @@
       <w:r>
         <w:rPr>
           <w:bCs/>
-          <w:highlight w:val="yellow"/>
         </w:rPr>
         <w:t>&lt;&lt; Matter.Client.Name &gt;&gt;</w:t>
       </w:r>
@@ -2850,7 +2637,6 @@
       <w:r>
         <w:rPr>
           <w:bCs/>
-          <w:highlight w:val="yellow"/>
         </w:rPr>
         <w:t>&lt;&lt; Matter.Client.Name &gt;&gt;</w:t>
       </w:r>
@@ -2898,9 +2684,7 @@
       </w:r>
       <w:bookmarkEnd w:id="36"/>
       <w:r>
-        <w:rPr>
-          <w:highlight w:val="cyan"/>
-        </w:rPr>
+        <w:rPr/>
         <w:t>[#end]</w:t>
       </w:r>
     </w:p>
@@ -2914,7 +2698,6 @@
       <w:r>
         <w:rPr>
           <w:bCs/>
-          <w:highlight w:val="yellow"/>
         </w:rPr>
         <w:t>&lt;&lt; Matter.Client.Name &gt;&gt;</w:t>
       </w:r>
@@ -3142,9 +2925,7 @@
         <w:t xml:space="preserve"> to narrow the scope of that definition, however for clarity, the definition of ‘Foreign Person’ may be amended to expand the scope of the definition.</w:t>
       </w:r>
       <w:r>
-        <w:rPr>
-          <w:highlight w:val="cyan"/>
-        </w:rPr>
+        <w:rPr/>
         <w:t xml:space="preserve"> </w:t>
       </w:r>
     </w:p>
@@ -9307,9 +9088,7 @@
         <w:t xml:space="preserve">So far as I can choose the law to govern the administration of my estate, and the trusts created by my Will, I choose the laws of </w:t>
       </w:r>
       <w:r>
-        <w:rPr>
-          <w:highlight w:val="yellow"/>
-        </w:rPr>
+        <w:rPr/>
         <w:t>&lt;&lt; Matter.CustomField.Jurisdiction &gt;&gt;</w:t>
       </w:r>
       <w:r>
@@ -9449,9 +9228,7 @@
         </w:numPr>
       </w:pPr>
       <w:r>
-        <w:rPr>
-          <w:highlight w:val="yellow"/>
-        </w:rPr>
+        <w:rPr/>
         <w:t>&lt;&lt; Matter.CustomField.InitialAppointorTt1 &gt;&gt;</w:t>
       </w:r>
       <w:r>
@@ -9466,9 +9243,7 @@
         <w:t xml:space="preserve">if </w:t>
       </w:r>
       <w:r>
-        <w:rPr>
-          <w:highlight w:val="yellow"/>
-        </w:rPr>
+        <w:rPr/>
         <w:t>&lt;&lt; Matter.CustomField.InitialAppointorTt1 &gt;&gt;</w:t>
       </w:r>
       <w:r>
@@ -9481,9 +9256,7 @@
         <w:t xml:space="preserve">to act, then </w:t>
       </w:r>
       <w:r>
-        <w:rPr>
-          <w:highlight w:val="yellow"/>
-        </w:rPr>
+        <w:rPr/>
         <w:t>&lt;&lt; Matter.CustomField.BackupAppointorTt1 &gt;&gt;</w:t>
       </w:r>
       <w:r>
@@ -9498,9 +9271,7 @@
         <w:t xml:space="preserve">if </w:t>
       </w:r>
       <w:r>
-        <w:rPr>
-          <w:highlight w:val="yellow"/>
-        </w:rPr>
+        <w:rPr/>
         <w:t>&lt;&lt; Matter.CustomField.BackupAppointorTt1 &gt;&gt;</w:t>
       </w:r>
       <w:r>
@@ -9516,21 +9287,15 @@
         <w:t xml:space="preserve">to act, then </w:t>
       </w:r>
       <w:r>
-        <w:rPr>
-          <w:highlight w:val="yellow"/>
-        </w:rPr>
+        <w:rPr/>
         <w:t>&lt;&lt; Matter.CustomField.</w:t>
       </w:r>
       <w:r>
-        <w:rPr>
-          <w:highlight w:val="yellow"/>
-        </w:rPr>
+        <w:rPr/>
         <w:t>Further</w:t>
       </w:r>
       <w:r>
-        <w:rPr>
-          <w:highlight w:val="yellow"/>
-        </w:rPr>
+        <w:rPr/>
         <w:t>BackupAppointorTt1 &gt;&gt;</w:t>
       </w:r>
       <w:r>
@@ -11353,27 +11118,19 @@
         <w:pStyle w:val="AEPTextL1"/>
       </w:pPr>
       <w:r>
-        <w:rPr>
-          <w:highlight w:val="cyan"/>
-        </w:rPr>
+        <w:rPr/>
         <w:t>#</w:t>
       </w:r>
       <w:r>
-        <w:rPr>
-          <w:highlight w:val="cyan"/>
-        </w:rPr>
+        <w:rPr/>
         <w:t>If</w:t>
       </w:r>
       <w:r>
-        <w:rPr>
-          <w:highlight w:val="cyan"/>
-        </w:rPr>
+        <w:rPr/>
         <w:t xml:space="preserve"> TT is to benefit </w:t>
       </w:r>
       <w:r>
-        <w:rPr>
-          <w:highlight w:val="cyan"/>
-        </w:rPr>
+        <w:rPr/>
         <w:t>children:</w:t>
       </w:r>
       <w:r>
@@ -11397,9 +11154,7 @@
         <w:pStyle w:val="AEPTextL1"/>
       </w:pPr>
       <w:r>
-        <w:rPr>
-          <w:highlight w:val="cyan"/>
-        </w:rPr>
+        <w:rPr/>
         <w:t>#if TT is to benefit someone other than spouse or children:</w:t>
       </w:r>
       <w:r>
@@ -11423,9 +11178,7 @@
         <w:t xml:space="preserve"> means </w:t>
       </w:r>
       <w:r>
-        <w:rPr>
-          <w:highlight w:val="yellow"/>
-        </w:rPr>
+        <w:rPr/>
         <w:t>&lt;&lt; Matter.CustomField.NominatedBeneficiaryTt1 &gt;&gt;</w:t>
       </w:r>
       <w:r>
@@ -11606,27 +11359,19 @@
         <w:pStyle w:val="AEPTextL0"/>
       </w:pPr>
       <w:r>
-        <w:rPr>
-          <w:highlight w:val="cyan"/>
-        </w:rPr>
+        <w:rPr/>
         <w:t>#</w:t>
       </w:r>
       <w:r>
-        <w:rPr>
-          <w:highlight w:val="cyan"/>
-        </w:rPr>
+        <w:rPr/>
         <w:t>If</w:t>
       </w:r>
       <w:r>
-        <w:rPr>
-          <w:highlight w:val="cyan"/>
-        </w:rPr>
+        <w:rPr/>
         <w:t xml:space="preserve"> TT is to benefit </w:t>
       </w:r>
       <w:r>
-        <w:rPr>
-          <w:highlight w:val="cyan"/>
-        </w:rPr>
+        <w:rPr/>
         <w:t>children:</w:t>
       </w:r>
     </w:p>
@@ -11691,32 +11436,22 @@
     <w:p>
       <w:pPr>
         <w:pStyle w:val="AEPTextL0"/>
-        <w:rPr>
-          <w:highlight w:val="cyan"/>
-        </w:rPr>
-      </w:pPr>
-      <w:r>
-        <w:rPr>
-          <w:highlight w:val="cyan"/>
-        </w:rPr>
+        <w:rPr/>
+      </w:pPr>
+      <w:r>
+        <w:rPr/>
         <w:t>[</w:t>
       </w:r>
       <w:r>
-        <w:rPr>
-          <w:highlight w:val="cyan"/>
-        </w:rPr>
+        <w:rPr/>
         <w:t xml:space="preserve">#if </w:t>
       </w:r>
       <w:r>
-        <w:rPr>
-          <w:highlight w:val="cyan"/>
-        </w:rPr>
+        <w:rPr/>
         <w:t xml:space="preserve">the </w:t>
       </w:r>
       <w:r>
-        <w:rPr>
-          <w:highlight w:val="cyan"/>
-        </w:rPr>
+        <w:rPr/>
         <w:t>TT is to benefit someone other than spouse or children]</w:t>
       </w:r>
     </w:p>
@@ -12259,7 +11994,6 @@
       <w:r>
         <w:rPr>
           <w:bCs/>
-          <w:highlight w:val="yellow"/>
         </w:rPr>
         <w:t>&lt;&lt; Matter.Client.Name &gt;&gt;</w:t>
       </w:r>
@@ -12292,7 +12026,6 @@
       <w:r>
         <w:rPr>
           <w:bCs/>
-          <w:highlight w:val="yellow"/>
         </w:rPr>
         <w:t>&lt;&lt; Matter.Client.Name &gt;&gt;</w:t>
       </w:r>
@@ -12307,7 +12040,6 @@
       <w:r>
         <w:rPr>
           <w:bCs/>
-          <w:highlight w:val="yellow"/>
         </w:rPr>
         <w:t>&lt;&lt; Matter.Client.Name &gt;&gt;</w:t>
       </w:r>
@@ -12322,7 +12054,6 @@
       <w:r>
         <w:rPr>
           <w:bCs/>
-          <w:highlight w:val="yellow"/>
         </w:rPr>
         <w:t>&lt;&lt; Matter.Client.Name &gt;&gt;</w:t>
       </w:r>
@@ -12446,9 +12177,7 @@
       </w:pPr>
       <w:bookmarkStart w:id="130" w:name="_Hlk197259614"/>
       <w:r>
-        <w:rPr>
-          <w:highlight w:val="yellow"/>
-        </w:rPr>
+        <w:rPr/>
         <w:t>&lt;&lt; Matter.CustomField.InitialTrusteeTt1 &gt;&gt;</w:t>
       </w:r>
       <w:r>
@@ -12468,9 +12197,7 @@
         <w:t xml:space="preserve">if </w:t>
       </w:r>
       <w:r>
-        <w:rPr>
-          <w:highlight w:val="yellow"/>
-        </w:rPr>
+        <w:rPr/>
         <w:t>&lt;&lt; Matter.CustomField.InitialTrusteeTt1 &gt;&gt;</w:t>
       </w:r>
       <w:r>
@@ -12490,9 +12217,7 @@
       </w:r>
       <w:bookmarkStart w:id="131" w:name="_Hlk197259644"/>
       <w:r>
-        <w:rPr>
-          <w:highlight w:val="yellow"/>
-        </w:rPr>
+        <w:rPr/>
         <w:t>&lt;&lt; Matter.CustomField.BackupTrusteeTt1 &gt;&gt;</w:t>
       </w:r>
       <w:bookmarkEnd w:id="131"/>
@@ -12508,9 +12233,7 @@
         <w:t xml:space="preserve">if </w:t>
       </w:r>
       <w:r>
-        <w:rPr>
-          <w:highlight w:val="yellow"/>
-        </w:rPr>
+        <w:rPr/>
         <w:t>&lt;&lt; Matter.CustomField.BackupTrusteeTt1 &gt;&gt;</w:t>
       </w:r>
       <w:r>
@@ -12527,9 +12250,7 @@
       </w:r>
       <w:bookmarkStart w:id="132" w:name="_Hlk197259669"/>
       <w:r>
-        <w:rPr>
-          <w:highlight w:val="yellow"/>
-        </w:rPr>
+        <w:rPr/>
         <w:t>&lt;&lt; Matter.CustomField.FurtherBackupTrusteeTt1 &gt;&gt;</w:t>
       </w:r>
       <w:bookmarkEnd w:id="132"/>
@@ -12731,7 +12452,6 @@
       <w:r>
         <w:rPr>
           <w:bCs/>
-          <w:highlight w:val="yellow"/>
         </w:rPr>
         <w:t>&lt;&lt; Matter.Client.Name &gt;&gt;</w:t>
       </w:r>
@@ -12774,7 +12494,6 @@
             <w:r>
               <w:rPr>
                 <w:bCs/>
-                <w:highlight w:val="yellow"/>
               </w:rPr>
               <w:t>&lt;&lt; Matter.Client.Name &gt;&gt;</w:t>
             </w:r>

--- a/api/templates/Single TT Will (with Foreign Persons Excluded Trust) - Individual (Clio).docx
+++ b/api/templates/Single TT Will (with Foreign Persons Excluded Trust) - Individual (Clio).docx
@@ -232,6 +232,12 @@
       <w:pPr>
         <w:jc w:val="center"/>
         <w:sectPr>
+          <w:headerReference w:type="default" r:id="rIdWillHdrCover"/>
+          <w:headerReference w:type="even" r:id="rIdWillHdrCover"/>
+          <w:headerReference w:type="first" r:id="rIdWillHdrCover"/>
+          <w:footerReference w:type="default" r:id="rIdWillFtrCover"/>
+          <w:footerReference w:type="even" r:id="rIdWillFtrCover"/>
+          <w:footerReference w:type="first" r:id="rIdWillFtrCover"/>
           <w:pgSz w:w="11906" w:h="16838"/>
           <w:pgMar w:top="1134" w:right="1134" w:bottom="1134" w:left="1134" w:header="709" w:footer="529" w:gutter="0"/>
           <w:pgNumType w:start="2"/>
@@ -4678,7 +4684,7 @@
         <w:rPr>
           <w:rFonts w:cstheme="minorHAnsi"/>
         </w:rPr>
-        <w:t>as if the Testator had died at the Default Time.</w:t>
+        <w:t>as if the &lt;&lt; Will.TestatorLabel &gt;&gt; had died at the Default Time.</w:t>
       </w:r>
       <w:r>
         <w:t xml:space="preserve">  </w:t>
@@ -4841,7 +4847,7 @@
         <w:t xml:space="preserve"> of this Will </w:t>
       </w:r>
       <w:r>
-        <w:t xml:space="preserve">is conditional upon specified individuals surviving the Testator, the requirement for the individuals to survive the Testator shall not apply </w:t>
+        <w:t xml:space="preserve">is conditional upon specified individuals surviving the &lt;&lt; Will.TestatorLabel &gt;&gt;, the requirement for the individuals to survive the &lt;&lt; Will.TestatorLabel &gt;&gt; shall not apply </w:t>
       </w:r>
       <w:r>
         <w:t xml:space="preserve">and the gift of the Residual Estate to the testamentary trust shall be valid </w:t>
@@ -4920,7 +4926,7 @@
         <w:pStyle w:val="Heading4"/>
       </w:pPr>
       <w:r>
-        <w:t>if, at the time of the actual distribution of the Testator’s Residual Estate</w:t>
+        <w:t>if, at the time of the actual distribution of the &lt;&lt; Will.TestatorLabel &gt;&gt;’s Residual Estate</w:t>
       </w:r>
       <w:r>
         <w:t xml:space="preserve"> </w:t>
@@ -4998,7 +5004,7 @@
         <w:t>at testamentary trust’s share of the</w:t>
       </w:r>
       <w:r>
-        <w:t xml:space="preserve"> Residual Estate (if more than one then in the proportions that they received the Residual Estate) shall be substituted in place of the testamentary trust for the purpose of determining the entitlement to the Undistributed Capital with reference to the distribution of the Testator’s Residual Estate, and if any of those persons are not living at the Default Date then the Giftover Provision shall apply; and </w:t>
+        <w:t xml:space="preserve"> Residual Estate (if more than one then in the proportions that they received the Residual Estate) shall be substituted in place of the testamentary trust for the purpose of determining the entitlement to the Undistributed Capital with reference to the distribution of the &lt;&lt; Will.TestatorLabel &gt;&gt;’s Residual Estate, and if any of those persons are not living at the Default Date then the Giftover Provision shall apply; and </w:t>
       </w:r>
     </w:p>
     <w:p>
@@ -5024,7 +5030,7 @@
         <w:fldChar w:fldCharType="end"/>
       </w:r>
       <w:r>
-        <w:t xml:space="preserve"> then they shall receive the Undistributed Capital in the same proportions that they would have received the Residual Estate as if the Testator had died at the Default Time and as if the gift to this Trust had failed at the Default Time.</w:t>
+        <w:t xml:space="preserve"> then they shall receive the Undistributed Capital in the same proportions that they would have received the Residual Estate as if the &lt;&lt; Will.TestatorLabel &gt;&gt; had died at the Default Time and as if the gift to this Trust had failed at the Default Time.</w:t>
       </w:r>
     </w:p>
     <w:p>
@@ -11671,7 +11677,7 @@
         </w:numPr>
       </w:pPr>
       <w:r>
-        <w:t>each of the following in relation to the Testator or a Primary Beneficiary:</w:t>
+        <w:t>each of the following in relation to the &lt;&lt; Will.TestatorLabel &gt;&gt; or a Primary Beneficiary:</w:t>
       </w:r>
     </w:p>
     <w:p>
@@ -11722,7 +11728,7 @@
         <w:pStyle w:val="Heading3"/>
       </w:pPr>
       <w:r>
-        <w:t>any parent or grandparent of the Testator or a Nominated Beneficiary.</w:t>
+        <w:t>any parent or grandparent of the &lt;&lt; Will.TestatorLabel &gt;&gt; or a Nominated Beneficiary.</w:t>
       </w:r>
     </w:p>
     <w:p>
@@ -11986,7 +11992,7 @@
         <w:rPr>
           <w:rStyle w:val="AEPBold"/>
         </w:rPr>
-        <w:t>Testator</w:t>
+        <w:t>&lt;&lt; Will.TestatorLabel &gt;&gt;</w:t>
       </w:r>
       <w:r>
         <w:t xml:space="preserve"> means </w:t>
@@ -12552,7 +12558,7 @@
               <w:pStyle w:val="AEPTextL0"/>
             </w:pPr>
             <w:r>
-              <w:t>Signature of Testator</w:t>
+              <w:t>Signature of &lt;&lt; Will.TestatorLabel &gt;&gt;</w:t>
             </w:r>
           </w:p>
         </w:tc>
@@ -12853,12 +12859,12 @@
     </w:tbl>
     <w:p/>
     <w:sectPr>
-      <w:headerReference w:type="even" r:id="rId11"/>
-      <w:headerReference w:type="default" r:id="rId12"/>
-      <w:footerReference w:type="even" r:id="rId13"/>
-      <w:footerReference w:type="default" r:id="rId14"/>
-      <w:headerReference w:type="first" r:id="rId15"/>
-      <w:footerReference w:type="first" r:id="rId16"/>
+      <w:headerReference w:type="default" r:id="rIdWillHdrBody"/>
+      <w:headerReference w:type="even" r:id="rIdWillHdrBody"/>
+      <w:headerReference w:type="first" r:id="rIdWillHdrBody"/>
+      <w:footerReference w:type="default" r:id="rIdWillFtrBody"/>
+      <w:footerReference w:type="even" r:id="rIdWillFtrBody"/>
+      <w:footerReference w:type="first" r:id="rIdWillFtrBody"/>
       <w:pgSz w:w="11906" w:h="16838" w:code="9"/>
       <w:pgMar w:top="1138" w:right="1138" w:bottom="1138" w:left="1138" w:header="706" w:footer="418" w:gutter="0"/>
       <w:pgNumType w:start="1"/>
@@ -12891,68 +12897,218 @@
 </file>
 
 <file path=word/footer1.xml><?xml version="1.0" encoding="utf-8"?>
-<w:ftr xmlns:wpc="http://schemas.microsoft.com/office/word/2010/wordprocessingCanvas" xmlns:cx="http://schemas.microsoft.com/office/drawing/2014/chartex" xmlns:cx1="http://schemas.microsoft.com/office/drawing/2015/9/8/chartex" xmlns:cx2="http://schemas.microsoft.com/office/drawing/2015/10/21/chartex" xmlns:cx3="http://schemas.microsoft.com/office/drawing/2016/5/9/chartex" xmlns:cx4="http://schemas.microsoft.com/office/drawing/2016/5/10/chartex" xmlns:cx5="http://schemas.microsoft.com/office/drawing/2016/5/11/chartex" xmlns:cx6="http://schemas.microsoft.com/office/drawing/2016/5/12/chartex" xmlns:cx7="http://schemas.microsoft.com/office/drawing/2016/5/13/chartex" xmlns:cx8="http://schemas.microsoft.com/office/drawing/2016/5/14/chartex" xmlns:mc="http://schemas.openxmlformats.org/markup-compatibility/2006" xmlns:aink="http://schemas.microsoft.com/office/drawing/2016/ink" xmlns:am3d="http://schemas.microsoft.com/office/drawing/2017/model3d" xmlns:o="urn:schemas-microsoft-com:office:office" xmlns:oel="http://schemas.microsoft.com/office/2019/extlst" xmlns:r="http://schemas.openxmlformats.org/officeDocument/2006/relationships" xmlns:m="http://schemas.openxmlformats.org/officeDocument/2006/math" xmlns:v="urn:schemas-microsoft-com:vml" xmlns:wp14="http://schemas.microsoft.com/office/word/2010/wordprocessingDrawing" xmlns:wp="http://schemas.openxmlformats.org/drawingml/2006/wordprocessingDrawing" xmlns:w10="urn:schemas-microsoft-com:office:word" xmlns:w="http://schemas.openxmlformats.org/wordprocessingml/2006/main" xmlns:w14="http://schemas.microsoft.com/office/word/2010/wordml" xmlns:w15="http://schemas.microsoft.com/office/word/2012/wordml" xmlns:w16cex="http://schemas.microsoft.com/office/word/2018/wordml/cex" xmlns:w16cid="http://schemas.microsoft.com/office/word/2016/wordml/cid" xmlns:w16="http://schemas.microsoft.com/office/word/2018/wordml" xmlns:w16du="http://schemas.microsoft.com/office/word/2023/wordml/word16du" xmlns:w16sdtdh="http://schemas.microsoft.com/office/word/2020/wordml/sdtdatahash" xmlns:w16sdtfl="http://schemas.microsoft.com/office/word/2024/wordml/sdtformatlock" xmlns:w16se="http://schemas.microsoft.com/office/word/2015/wordml/symex" xmlns:wpg="http://schemas.microsoft.com/office/word/2010/wordprocessingGroup" xmlns:wpi="http://schemas.microsoft.com/office/word/2010/wordprocessingInk" xmlns:wne="http://schemas.microsoft.com/office/word/2006/wordml" xmlns:wps="http://schemas.microsoft.com/office/word/2010/wordprocessingShape" mc:Ignorable="w14 w15 w16se w16cid w16 w16cex w16sdtdh w16sdtfl w16du wp14">
+<w:ftr xmlns:w="http://schemas.openxmlformats.org/wordprocessingml/2006/main" xmlns:r="http://schemas.openxmlformats.org/officeDocument/2006/relationships">
   <w:p>
     <w:pPr>
-      <w:pStyle w:val="Footer"/>
+      <w:spacing w:before="0" w:after="0" w:line="240" w:lineRule="auto"/>
+      <w:jc w:val="left"/>
+      <w:rPr>
+        <w:sz w:val="18"/>
+        <w:szCs w:val="18"/>
+      </w:rPr>
     </w:pPr>
   </w:p>
 </w:ftr>
 </file>
 
 <file path=word/footer2.xml><?xml version="1.0" encoding="utf-8"?>
-<w:ftr xmlns:wpc="http://schemas.microsoft.com/office/word/2010/wordprocessingCanvas" xmlns:cx="http://schemas.microsoft.com/office/drawing/2014/chartex" xmlns:cx1="http://schemas.microsoft.com/office/drawing/2015/9/8/chartex" xmlns:cx2="http://schemas.microsoft.com/office/drawing/2015/10/21/chartex" xmlns:cx3="http://schemas.microsoft.com/office/drawing/2016/5/9/chartex" xmlns:cx4="http://schemas.microsoft.com/office/drawing/2016/5/10/chartex" xmlns:cx5="http://schemas.microsoft.com/office/drawing/2016/5/11/chartex" xmlns:cx6="http://schemas.microsoft.com/office/drawing/2016/5/12/chartex" xmlns:cx7="http://schemas.microsoft.com/office/drawing/2016/5/13/chartex" xmlns:cx8="http://schemas.microsoft.com/office/drawing/2016/5/14/chartex" xmlns:mc="http://schemas.openxmlformats.org/markup-compatibility/2006" xmlns:aink="http://schemas.microsoft.com/office/drawing/2016/ink" xmlns:am3d="http://schemas.microsoft.com/office/drawing/2017/model3d" xmlns:o="urn:schemas-microsoft-com:office:office" xmlns:oel="http://schemas.microsoft.com/office/2019/extlst" xmlns:r="http://schemas.openxmlformats.org/officeDocument/2006/relationships" xmlns:m="http://schemas.openxmlformats.org/officeDocument/2006/math" xmlns:v="urn:schemas-microsoft-com:vml" xmlns:wp14="http://schemas.microsoft.com/office/word/2010/wordprocessingDrawing" xmlns:wp="http://schemas.openxmlformats.org/drawingml/2006/wordprocessingDrawing" xmlns:w10="urn:schemas-microsoft-com:office:word" xmlns:w="http://schemas.openxmlformats.org/wordprocessingml/2006/main" xmlns:w14="http://schemas.microsoft.com/office/word/2010/wordml" xmlns:w15="http://schemas.microsoft.com/office/word/2012/wordml" xmlns:w16cex="http://schemas.microsoft.com/office/word/2018/wordml/cex" xmlns:w16cid="http://schemas.microsoft.com/office/word/2016/wordml/cid" xmlns:w16="http://schemas.microsoft.com/office/word/2018/wordml" xmlns:w16du="http://schemas.microsoft.com/office/word/2023/wordml/word16du" xmlns:w16sdtdh="http://schemas.microsoft.com/office/word/2020/wordml/sdtdatahash" xmlns:w16sdtfl="http://schemas.microsoft.com/office/word/2024/wordml/sdtformatlock" xmlns:w16se="http://schemas.microsoft.com/office/word/2015/wordml/symex" xmlns:wpg="http://schemas.microsoft.com/office/word/2010/wordprocessingGroup" xmlns:wpi="http://schemas.microsoft.com/office/word/2010/wordprocessingInk" xmlns:wne="http://schemas.microsoft.com/office/word/2006/wordml" xmlns:wps="http://schemas.microsoft.com/office/word/2010/wordprocessingShape" mc:Ignorable="w14 w15 w16se w16cid w16 w16cex w16sdtdh w16sdtfl w16du wp14">
-  <w:sdt>
-    <w:sdtPr>
-      <w:id w:val="904109423"/>
-      <w:docPartObj>
-        <w:docPartGallery w:val="Page Numbers (Bottom of Page)"/>
-        <w:docPartUnique/>
-      </w:docPartObj>
-    </w:sdtPr>
-    <w:sdtEndPr>
-      <w:rPr>
-        <w:noProof/>
-      </w:rPr>
-    </w:sdtEndPr>
-    <w:sdtContent>
-      <w:p>
-        <w:pPr>
-          <w:pStyle w:val="Footer"/>
-          <w:jc w:val="right"/>
-        </w:pPr>
-        <w:r>
-          <w:fldChar w:fldCharType="begin"/>
-        </w:r>
-        <w:r>
-          <w:instrText xml:space="preserve"> PAGE   \* MERGEFORMAT </w:instrText>
-        </w:r>
-        <w:r>
-          <w:fldChar w:fldCharType="separate"/>
-        </w:r>
-        <w:r>
-          <w:rPr>
-            <w:noProof/>
-          </w:rPr>
-          <w:t>2</w:t>
-        </w:r>
-        <w:r>
-          <w:rPr>
-            <w:noProof/>
-          </w:rPr>
-          <w:fldChar w:fldCharType="end"/>
-        </w:r>
-      </w:p>
-    </w:sdtContent>
-  </w:sdt>
-</w:ftr>
-</file>
-
-<file path=word/footer3.xml><?xml version="1.0" encoding="utf-8"?>
-<w:ftr xmlns:wpc="http://schemas.microsoft.com/office/word/2010/wordprocessingCanvas" xmlns:cx="http://schemas.microsoft.com/office/drawing/2014/chartex" xmlns:cx1="http://schemas.microsoft.com/office/drawing/2015/9/8/chartex" xmlns:cx2="http://schemas.microsoft.com/office/drawing/2015/10/21/chartex" xmlns:cx3="http://schemas.microsoft.com/office/drawing/2016/5/9/chartex" xmlns:cx4="http://schemas.microsoft.com/office/drawing/2016/5/10/chartex" xmlns:cx5="http://schemas.microsoft.com/office/drawing/2016/5/11/chartex" xmlns:cx6="http://schemas.microsoft.com/office/drawing/2016/5/12/chartex" xmlns:cx7="http://schemas.microsoft.com/office/drawing/2016/5/13/chartex" xmlns:cx8="http://schemas.microsoft.com/office/drawing/2016/5/14/chartex" xmlns:mc="http://schemas.openxmlformats.org/markup-compatibility/2006" xmlns:aink="http://schemas.microsoft.com/office/drawing/2016/ink" xmlns:am3d="http://schemas.microsoft.com/office/drawing/2017/model3d" xmlns:o="urn:schemas-microsoft-com:office:office" xmlns:oel="http://schemas.microsoft.com/office/2019/extlst" xmlns:r="http://schemas.openxmlformats.org/officeDocument/2006/relationships" xmlns:m="http://schemas.openxmlformats.org/officeDocument/2006/math" xmlns:v="urn:schemas-microsoft-com:vml" xmlns:wp14="http://schemas.microsoft.com/office/word/2010/wordprocessingDrawing" xmlns:wp="http://schemas.openxmlformats.org/drawingml/2006/wordprocessingDrawing" xmlns:w10="urn:schemas-microsoft-com:office:word" xmlns:w="http://schemas.openxmlformats.org/wordprocessingml/2006/main" xmlns:w14="http://schemas.microsoft.com/office/word/2010/wordml" xmlns:w15="http://schemas.microsoft.com/office/word/2012/wordml" xmlns:w16cex="http://schemas.microsoft.com/office/word/2018/wordml/cex" xmlns:w16cid="http://schemas.microsoft.com/office/word/2016/wordml/cid" xmlns:w16="http://schemas.microsoft.com/office/word/2018/wordml" xmlns:w16du="http://schemas.microsoft.com/office/word/2023/wordml/word16du" xmlns:w16sdtdh="http://schemas.microsoft.com/office/word/2020/wordml/sdtdatahash" xmlns:w16sdtfl="http://schemas.microsoft.com/office/word/2024/wordml/sdtformatlock" xmlns:w16se="http://schemas.microsoft.com/office/word/2015/wordml/symex" xmlns:wpg="http://schemas.microsoft.com/office/word/2010/wordprocessingGroup" xmlns:wpi="http://schemas.microsoft.com/office/word/2010/wordprocessingInk" xmlns:wne="http://schemas.microsoft.com/office/word/2006/wordml" xmlns:wps="http://schemas.microsoft.com/office/word/2010/wordprocessingShape" mc:Ignorable="w14 w15 w16se w16cid w16 w16cex w16sdtdh w16sdtfl w16du wp14">
+<w:ftr xmlns:w="http://schemas.openxmlformats.org/wordprocessingml/2006/main" xmlns:r="http://schemas.openxmlformats.org/officeDocument/2006/relationships">
+  <w:tbl>
+    <w:tblPr>
+      <w:tblW w:w="9630" w:type="dxa"/>
+      <w:tblBorders>
+        <w:top w:val="nil"/>
+        <w:left w:val="nil"/>
+        <w:bottom w:val="nil"/>
+        <w:right w:val="nil"/>
+        <w:insideH w:val="nil"/>
+        <w:insideV w:val="nil"/>
+      </w:tblBorders>
+      <w:tblLayout w:type="fixed"/>
+      <w:tblCellMar>
+        <w:left w:w="0" w:type="dxa"/>
+        <w:right w:w="0" w:type="dxa"/>
+      </w:tblCellMar>
+      <w:tblLook w:val="0000"/>
+    </w:tblPr>
+    <w:tblGrid>
+      <w:gridCol w:w="4815"/>
+      <w:gridCol w:w="4815"/>
+    </w:tblGrid>
+    <w:tr>
+      <w:tc>
+        <w:tcPr>
+          <w:tcW w:w="4815" w:type="dxa"/>
+        </w:tcPr>
+        <w:p>
+          <w:pPr>
+            <w:spacing w:before="360" w:after="0" w:line="240" w:lineRule="auto"/>
+            <w:jc w:val="left"/>
+            <w:rPr>
+              <w:sz w:val="18"/>
+              <w:szCs w:val="18"/>
+            </w:rPr>
+          </w:pPr>
+          <w:r>
+            <w:rPr>
+              <w:sz w:val="18"/>
+              <w:szCs w:val="18"/>
+            </w:rPr>
+            <w:t xml:space="preserve">__________________________________</w:t>
+          </w:r>
+        </w:p>
+        <w:p>
+          <w:pPr>
+            <w:spacing w:before="0" w:after="0" w:line="240" w:lineRule="auto"/>
+            <w:jc w:val="left"/>
+            <w:rPr>
+              <w:sz w:val="18"/>
+              <w:szCs w:val="18"/>
+            </w:rPr>
+          </w:pPr>
+          <w:r>
+            <w:rPr>
+              <w:sz w:val="18"/>
+              <w:szCs w:val="18"/>
+            </w:rPr>
+            <w:t xml:space="preserve">&lt;&lt; Will.TestatorLabel &gt;&gt;</w:t>
+          </w:r>
+        </w:p>
+        <w:p>
+          <w:pPr>
+            <w:spacing w:before="160" w:after="0" w:line="240" w:lineRule="auto"/>
+            <w:jc w:val="left"/>
+            <w:rPr>
+              <w:sz w:val="18"/>
+              <w:szCs w:val="18"/>
+            </w:rPr>
+          </w:pPr>
+          <w:r>
+            <w:rPr>
+              <w:sz w:val="18"/>
+              <w:szCs w:val="18"/>
+            </w:rPr>
+            <w:t xml:space="preserve">Date ____/____/____</w:t>
+          </w:r>
+        </w:p>
+      </w:tc>
+      <w:tc>
+        <w:tcPr>
+          <w:tcW w:w="4815" w:type="dxa"/>
+        </w:tcPr>
+        <w:p>
+          <w:pPr>
+            <w:spacing w:before="360" w:after="0" w:line="240" w:lineRule="auto"/>
+            <w:rPr>
+              <w:sz w:val="18"/>
+              <w:szCs w:val="18"/>
+            </w:rPr>
+          </w:pPr>
+          <w:bookmarkStart w:id="9001" w:name="ExecutorFooter"/>
+          <w:r>
+            <w:rPr>
+              <w:sz w:val="18"/>
+              <w:szCs w:val="18"/>
+            </w:rPr>
+            <w:t xml:space="preserve">__________________________________</w:t>
+          </w:r>
+        </w:p>
+        <w:p>
+          <w:pPr>
+            <w:spacing w:before="0" w:after="0" w:line="240" w:lineRule="auto"/>
+            <w:rPr>
+              <w:sz w:val="18"/>
+              <w:szCs w:val="18"/>
+            </w:rPr>
+          </w:pPr>
+          <w:r>
+            <w:rPr>
+              <w:sz w:val="18"/>
+              <w:szCs w:val="18"/>
+            </w:rPr>
+            <w:t xml:space="preserve">&lt;&lt; Matter.CustomField.InitialExecutor &gt;&gt;</w:t>
+          </w:r>
+          <w:bookmarkEnd w:id="9001"/>
+        </w:p>
+        <w:p>
+          <w:pPr>
+            <w:spacing w:before="360" w:after="0" w:line="240" w:lineRule="auto"/>
+            <w:jc w:val="left"/>
+            <w:rPr>
+              <w:sz w:val="18"/>
+              <w:szCs w:val="18"/>
+            </w:rPr>
+          </w:pPr>
+          <w:r>
+            <w:rPr>
+              <w:sz w:val="18"/>
+              <w:szCs w:val="18"/>
+            </w:rPr>
+            <w:t xml:space="preserve">__________________________________</w:t>
+          </w:r>
+        </w:p>
+        <w:p>
+          <w:pPr>
+            <w:spacing w:before="0" w:after="0" w:line="240" w:lineRule="auto"/>
+            <w:jc w:val="left"/>
+            <w:rPr>
+              <w:sz w:val="18"/>
+              <w:szCs w:val="18"/>
+            </w:rPr>
+          </w:pPr>
+          <w:r>
+            <w:rPr>
+              <w:sz w:val="18"/>
+              <w:szCs w:val="18"/>
+            </w:rPr>
+            <w:t xml:space="preserve">Witness 1</w:t>
+          </w:r>
+        </w:p>
+        <w:p>
+          <w:pPr>
+            <w:spacing w:before="360" w:after="0" w:line="240" w:lineRule="auto"/>
+            <w:jc w:val="left"/>
+            <w:rPr>
+              <w:sz w:val="18"/>
+              <w:szCs w:val="18"/>
+            </w:rPr>
+          </w:pPr>
+          <w:r>
+            <w:rPr>
+              <w:sz w:val="18"/>
+              <w:szCs w:val="18"/>
+            </w:rPr>
+            <w:t xml:space="preserve">__________________________________</w:t>
+          </w:r>
+        </w:p>
+        <w:p>
+          <w:pPr>
+            <w:spacing w:before="0" w:after="0" w:line="240" w:lineRule="auto"/>
+            <w:jc w:val="left"/>
+            <w:rPr>
+              <w:sz w:val="18"/>
+              <w:szCs w:val="18"/>
+            </w:rPr>
+          </w:pPr>
+          <w:r>
+            <w:rPr>
+              <w:sz w:val="18"/>
+              <w:szCs w:val="18"/>
+            </w:rPr>
+            <w:t xml:space="preserve">Witness 2</w:t>
+          </w:r>
+        </w:p>
+      </w:tc>
+    </w:tr>
+  </w:tbl>
   <w:p>
     <w:pPr>
-      <w:pStyle w:val="Footer"/>
+      <w:spacing w:before="0" w:after="0" w:line="240" w:lineRule="auto"/>
+      <w:jc w:val="left"/>
+      <w:rPr>
+        <w:sz w:val="18"/>
+        <w:szCs w:val="18"/>
+      </w:rPr>
     </w:pPr>
   </w:p>
 </w:ftr>
@@ -12980,31 +13136,175 @@
 </file>
 
 <file path=word/header1.xml><?xml version="1.0" encoding="utf-8"?>
-<w:hdr xmlns:wpc="http://schemas.microsoft.com/office/word/2010/wordprocessingCanvas" xmlns:cx="http://schemas.microsoft.com/office/drawing/2014/chartex" xmlns:cx1="http://schemas.microsoft.com/office/drawing/2015/9/8/chartex" xmlns:cx2="http://schemas.microsoft.com/office/drawing/2015/10/21/chartex" xmlns:cx3="http://schemas.microsoft.com/office/drawing/2016/5/9/chartex" xmlns:cx4="http://schemas.microsoft.com/office/drawing/2016/5/10/chartex" xmlns:cx5="http://schemas.microsoft.com/office/drawing/2016/5/11/chartex" xmlns:cx6="http://schemas.microsoft.com/office/drawing/2016/5/12/chartex" xmlns:cx7="http://schemas.microsoft.com/office/drawing/2016/5/13/chartex" xmlns:cx8="http://schemas.microsoft.com/office/drawing/2016/5/14/chartex" xmlns:mc="http://schemas.openxmlformats.org/markup-compatibility/2006" xmlns:aink="http://schemas.microsoft.com/office/drawing/2016/ink" xmlns:am3d="http://schemas.microsoft.com/office/drawing/2017/model3d" xmlns:o="urn:schemas-microsoft-com:office:office" xmlns:oel="http://schemas.microsoft.com/office/2019/extlst" xmlns:r="http://schemas.openxmlformats.org/officeDocument/2006/relationships" xmlns:m="http://schemas.openxmlformats.org/officeDocument/2006/math" xmlns:v="urn:schemas-microsoft-com:vml" xmlns:wp14="http://schemas.microsoft.com/office/word/2010/wordprocessingDrawing" xmlns:wp="http://schemas.openxmlformats.org/drawingml/2006/wordprocessingDrawing" xmlns:w10="urn:schemas-microsoft-com:office:word" xmlns:w="http://schemas.openxmlformats.org/wordprocessingml/2006/main" xmlns:w14="http://schemas.microsoft.com/office/word/2010/wordml" xmlns:w15="http://schemas.microsoft.com/office/word/2012/wordml" xmlns:w16cex="http://schemas.microsoft.com/office/word/2018/wordml/cex" xmlns:w16cid="http://schemas.microsoft.com/office/word/2016/wordml/cid" xmlns:w16="http://schemas.microsoft.com/office/word/2018/wordml" xmlns:w16du="http://schemas.microsoft.com/office/word/2023/wordml/word16du" xmlns:w16sdtdh="http://schemas.microsoft.com/office/word/2020/wordml/sdtdatahash" xmlns:w16sdtfl="http://schemas.microsoft.com/office/word/2024/wordml/sdtformatlock" xmlns:w16se="http://schemas.microsoft.com/office/word/2015/wordml/symex" xmlns:wpg="http://schemas.microsoft.com/office/word/2010/wordprocessingGroup" xmlns:wpi="http://schemas.microsoft.com/office/word/2010/wordprocessingInk" xmlns:wne="http://schemas.microsoft.com/office/word/2006/wordml" xmlns:wps="http://schemas.microsoft.com/office/word/2010/wordprocessingShape" mc:Ignorable="w14 w15 w16se w16cid w16 w16cex w16sdtdh w16sdtfl w16du wp14">
+<w:hdr xmlns:w="http://schemas.openxmlformats.org/wordprocessingml/2006/main" xmlns:r="http://schemas.openxmlformats.org/officeDocument/2006/relationships">
   <w:p>
     <w:pPr>
-      <w:pStyle w:val="Header"/>
+      <w:spacing w:before="0" w:after="0" w:line="240" w:lineRule="auto"/>
+      <w:jc w:val="left"/>
+      <w:rPr>
+        <w:sz w:val="18"/>
+        <w:szCs w:val="18"/>
+      </w:rPr>
     </w:pPr>
+    <w:r>
+      <w:rPr>
+        <w:sz w:val="18"/>
+        <w:szCs w:val="18"/>
+      </w:rPr>
+      <w:t xml:space="preserve">WILL OF </w:t>
+    </w:r>
+    <w:r>
+      <w:rPr>
+        <w:caps/>
+        <w:sz w:val="18"/>
+        <w:szCs w:val="18"/>
+      </w:rPr>
+      <w:t xml:space="preserve">&lt;&lt; Matter.Client.Name &gt;&gt;</w:t>
+    </w:r>
   </w:p>
 </w:hdr>
 </file>
 
 <file path=word/header2.xml><?xml version="1.0" encoding="utf-8"?>
-<w:hdr xmlns:wpc="http://schemas.microsoft.com/office/word/2010/wordprocessingCanvas" xmlns:cx="http://schemas.microsoft.com/office/drawing/2014/chartex" xmlns:cx1="http://schemas.microsoft.com/office/drawing/2015/9/8/chartex" xmlns:cx2="http://schemas.microsoft.com/office/drawing/2015/10/21/chartex" xmlns:cx3="http://schemas.microsoft.com/office/drawing/2016/5/9/chartex" xmlns:cx4="http://schemas.microsoft.com/office/drawing/2016/5/10/chartex" xmlns:cx5="http://schemas.microsoft.com/office/drawing/2016/5/11/chartex" xmlns:cx6="http://schemas.microsoft.com/office/drawing/2016/5/12/chartex" xmlns:cx7="http://schemas.microsoft.com/office/drawing/2016/5/13/chartex" xmlns:cx8="http://schemas.microsoft.com/office/drawing/2016/5/14/chartex" xmlns:mc="http://schemas.openxmlformats.org/markup-compatibility/2006" xmlns:aink="http://schemas.microsoft.com/office/drawing/2016/ink" xmlns:am3d="http://schemas.microsoft.com/office/drawing/2017/model3d" xmlns:o="urn:schemas-microsoft-com:office:office" xmlns:oel="http://schemas.microsoft.com/office/2019/extlst" xmlns:r="http://schemas.openxmlformats.org/officeDocument/2006/relationships" xmlns:m="http://schemas.openxmlformats.org/officeDocument/2006/math" xmlns:v="urn:schemas-microsoft-com:vml" xmlns:wp14="http://schemas.microsoft.com/office/word/2010/wordprocessingDrawing" xmlns:wp="http://schemas.openxmlformats.org/drawingml/2006/wordprocessingDrawing" xmlns:w10="urn:schemas-microsoft-com:office:word" xmlns:w="http://schemas.openxmlformats.org/wordprocessingml/2006/main" xmlns:w14="http://schemas.microsoft.com/office/word/2010/wordml" xmlns:w15="http://schemas.microsoft.com/office/word/2012/wordml" xmlns:w16cex="http://schemas.microsoft.com/office/word/2018/wordml/cex" xmlns:w16cid="http://schemas.microsoft.com/office/word/2016/wordml/cid" xmlns:w16="http://schemas.microsoft.com/office/word/2018/wordml" xmlns:w16du="http://schemas.microsoft.com/office/word/2023/wordml/word16du" xmlns:w16sdtdh="http://schemas.microsoft.com/office/word/2020/wordml/sdtdatahash" xmlns:w16sdtfl="http://schemas.microsoft.com/office/word/2024/wordml/sdtformatlock" xmlns:w16se="http://schemas.microsoft.com/office/word/2015/wordml/symex" xmlns:wpg="http://schemas.microsoft.com/office/word/2010/wordprocessingGroup" xmlns:wpi="http://schemas.microsoft.com/office/word/2010/wordprocessingInk" xmlns:wne="http://schemas.microsoft.com/office/word/2006/wordml" xmlns:wps="http://schemas.microsoft.com/office/word/2010/wordprocessingShape" mc:Ignorable="w14 w15 w16se w16cid w16 w16cex w16sdtdh w16sdtfl w16du wp14">
+<w:hdr xmlns:w="http://schemas.openxmlformats.org/wordprocessingml/2006/main" xmlns:r="http://schemas.openxmlformats.org/officeDocument/2006/relationships">
   <w:p>
     <w:pPr>
-      <w:pStyle w:val="Header"/>
+      <w:tabs>
+        <w:tab w:val="right" w:pos="9630"/>
+      </w:tabs>
+      <w:spacing w:before="0" w:after="0" w:line="240" w:lineRule="auto"/>
+      <w:jc w:val="left"/>
+      <w:rPr>
+        <w:sz w:val="18"/>
+        <w:szCs w:val="18"/>
+      </w:rPr>
     </w:pPr>
-  </w:p>
-</w:hdr>
-</file>
-
-<file path=word/header3.xml><?xml version="1.0" encoding="utf-8"?>
-<w:hdr xmlns:wpc="http://schemas.microsoft.com/office/word/2010/wordprocessingCanvas" xmlns:cx="http://schemas.microsoft.com/office/drawing/2014/chartex" xmlns:cx1="http://schemas.microsoft.com/office/drawing/2015/9/8/chartex" xmlns:cx2="http://schemas.microsoft.com/office/drawing/2015/10/21/chartex" xmlns:cx3="http://schemas.microsoft.com/office/drawing/2016/5/9/chartex" xmlns:cx4="http://schemas.microsoft.com/office/drawing/2016/5/10/chartex" xmlns:cx5="http://schemas.microsoft.com/office/drawing/2016/5/11/chartex" xmlns:cx6="http://schemas.microsoft.com/office/drawing/2016/5/12/chartex" xmlns:cx7="http://schemas.microsoft.com/office/drawing/2016/5/13/chartex" xmlns:cx8="http://schemas.microsoft.com/office/drawing/2016/5/14/chartex" xmlns:mc="http://schemas.openxmlformats.org/markup-compatibility/2006" xmlns:aink="http://schemas.microsoft.com/office/drawing/2016/ink" xmlns:am3d="http://schemas.microsoft.com/office/drawing/2017/model3d" xmlns:o="urn:schemas-microsoft-com:office:office" xmlns:oel="http://schemas.microsoft.com/office/2019/extlst" xmlns:r="http://schemas.openxmlformats.org/officeDocument/2006/relationships" xmlns:m="http://schemas.openxmlformats.org/officeDocument/2006/math" xmlns:v="urn:schemas-microsoft-com:vml" xmlns:wp14="http://schemas.microsoft.com/office/word/2010/wordprocessingDrawing" xmlns:wp="http://schemas.openxmlformats.org/drawingml/2006/wordprocessingDrawing" xmlns:w10="urn:schemas-microsoft-com:office:word" xmlns:w="http://schemas.openxmlformats.org/wordprocessingml/2006/main" xmlns:w14="http://schemas.microsoft.com/office/word/2010/wordml" xmlns:w15="http://schemas.microsoft.com/office/word/2012/wordml" xmlns:w16cex="http://schemas.microsoft.com/office/word/2018/wordml/cex" xmlns:w16cid="http://schemas.microsoft.com/office/word/2016/wordml/cid" xmlns:w16="http://schemas.microsoft.com/office/word/2018/wordml" xmlns:w16du="http://schemas.microsoft.com/office/word/2023/wordml/word16du" xmlns:w16sdtdh="http://schemas.microsoft.com/office/word/2020/wordml/sdtdatahash" xmlns:w16sdtfl="http://schemas.microsoft.com/office/word/2024/wordml/sdtformatlock" xmlns:w16se="http://schemas.microsoft.com/office/word/2015/wordml/symex" xmlns:wpg="http://schemas.microsoft.com/office/word/2010/wordprocessingGroup" xmlns:wpi="http://schemas.microsoft.com/office/word/2010/wordprocessingInk" xmlns:wne="http://schemas.microsoft.com/office/word/2006/wordml" xmlns:wps="http://schemas.microsoft.com/office/word/2010/wordprocessingShape" mc:Ignorable="w14 w15 w16se w16cid w16 w16cex w16sdtdh w16sdtfl w16du wp14">
-  <w:p>
-    <w:pPr>
-      <w:pStyle w:val="Header"/>
-    </w:pPr>
+    <w:r>
+      <w:rPr>
+        <w:sz w:val="18"/>
+        <w:szCs w:val="18"/>
+      </w:rPr>
+      <w:t xml:space="preserve">WILL OF </w:t>
+    </w:r>
+    <w:r>
+      <w:rPr>
+        <w:caps/>
+        <w:sz w:val="18"/>
+        <w:szCs w:val="18"/>
+      </w:rPr>
+      <w:t xml:space="preserve">&lt;&lt; Matter.Client.Name &gt;&gt;</w:t>
+    </w:r>
+    <w:r>
+      <w:rPr>
+        <w:sz w:val="18"/>
+        <w:szCs w:val="18"/>
+      </w:rPr>
+      <w:tab/>
+    </w:r>
+    <w:r>
+      <w:rPr>
+        <w:sz w:val="18"/>
+        <w:szCs w:val="18"/>
+      </w:rPr>
+      <w:t xml:space="preserve">Page </w:t>
+    </w:r>
+    <w:r>
+      <w:rPr>
+        <w:b/>
+        <w:bCs/>
+        <w:sz w:val="18"/>
+        <w:szCs w:val="18"/>
+      </w:rPr>
+      <w:fldChar w:fldCharType="begin"/>
+    </w:r>
+    <w:r>
+      <w:rPr>
+        <w:b/>
+        <w:bCs/>
+        <w:sz w:val="18"/>
+        <w:szCs w:val="18"/>
+      </w:rPr>
+      <w:instrText xml:space="preserve"> PAGE </w:instrText>
+    </w:r>
+    <w:r>
+      <w:rPr>
+        <w:b/>
+        <w:bCs/>
+        <w:sz w:val="18"/>
+        <w:szCs w:val="18"/>
+      </w:rPr>
+      <w:fldChar w:fldCharType="separate"/>
+    </w:r>
+    <w:r>
+      <w:rPr>
+        <w:b/>
+        <w:bCs/>
+        <w:sz w:val="18"/>
+        <w:szCs w:val="18"/>
+      </w:rPr>
+      <w:t>1</w:t>
+    </w:r>
+    <w:r>
+      <w:rPr>
+        <w:b/>
+        <w:bCs/>
+        <w:sz w:val="18"/>
+        <w:szCs w:val="18"/>
+      </w:rPr>
+      <w:fldChar w:fldCharType="end"/>
+    </w:r>
+    <w:r>
+      <w:rPr>
+        <w:sz w:val="18"/>
+        <w:szCs w:val="18"/>
+      </w:rPr>
+      <w:t xml:space="preserve"> of </w:t>
+    </w:r>
+    <w:r>
+      <w:rPr>
+        <w:b/>
+        <w:bCs/>
+        <w:sz w:val="18"/>
+        <w:szCs w:val="18"/>
+      </w:rPr>
+      <w:fldChar w:fldCharType="begin"/>
+    </w:r>
+    <w:r>
+      <w:rPr>
+        <w:b/>
+        <w:bCs/>
+        <w:sz w:val="18"/>
+        <w:szCs w:val="18"/>
+      </w:rPr>
+      <w:instrText xml:space="preserve"> SECTIONPAGES </w:instrText>
+    </w:r>
+    <w:r>
+      <w:rPr>
+        <w:b/>
+        <w:bCs/>
+        <w:sz w:val="18"/>
+        <w:szCs w:val="18"/>
+      </w:rPr>
+      <w:fldChar w:fldCharType="separate"/>
+    </w:r>
+    <w:r>
+      <w:rPr>
+        <w:b/>
+        <w:bCs/>
+        <w:sz w:val="18"/>
+        <w:szCs w:val="18"/>
+      </w:rPr>
+      <w:t>1</w:t>
+    </w:r>
+    <w:r>
+      <w:rPr>
+        <w:b/>
+        <w:bCs/>
+        <w:sz w:val="18"/>
+        <w:szCs w:val="18"/>
+      </w:rPr>
+      <w:fldChar w:fldCharType="end"/>
+    </w:r>
   </w:p>
 </w:hdr>
 </file>
